--- a/NAS-PINNS3/reports/professor_brief/NAS_PINNS3_professor_brief.docx
+++ b/NAS-PINNS3/reports/professor_brief/NAS_PINNS3_professor_brief.docx
@@ -2009,7 +2009,7 @@
       <w:r>
         <w:drawing>
           <wp:inline xmlns:a="http://schemas.openxmlformats.org/drawingml/2006/main" xmlns:pic="http://schemas.openxmlformats.org/drawingml/2006/picture">
-            <wp:extent cx="5486400" cy="1922689"/>
+            <wp:extent cx="5669280" cy="3080785"/>
             <wp:docPr id="1" name="Picture 1"/>
             <wp:cNvGraphicFramePr>
               <a:graphicFrameLocks noChangeAspect="1"/>
@@ -2018,7 +2018,7 @@
               <a:graphicData uri="http://schemas.openxmlformats.org/drawingml/2006/picture">
                 <pic:pic>
                   <pic:nvPicPr>
-                    <pic:cNvPr id="0" name="fig2_mae_per_arch.png"/>
+                    <pic:cNvPr id="0" name="fig_mae_bar_clean.png"/>
                     <pic:cNvPicPr/>
                   </pic:nvPicPr>
                   <pic:blipFill>
@@ -2030,7 +2030,7 @@
                   <pic:spPr>
                     <a:xfrm>
                       <a:off x="0" y="0"/>
-                      <a:ext cx="5486400" cy="1922689"/>
+                      <a:ext cx="5669280" cy="3080785"/>
                     </a:xfrm>
                     <a:prstGeom prst="rect"/>
                   </pic:spPr>
@@ -2061,7 +2061,7 @@
           <w:color w:val="555555"/>
           <w:sz w:val="18"/>
         </w:rPr>
-        <w:t>Best MAE per domain and skip value (minimum over three NAS optimizers). Each bar group = one skip value. Dashed line at 10 deg C marks a practical accuracy threshold.</w:t>
+        <w:t>Best MAE per domain and skip value (minimum over three NAS optimizers). Each bar group = one skip value; four bars = four 3D domains. Dashed line at 10 °C marks a practical accuracy threshold.</w:t>
       </w:r>
     </w:p>
     <w:p>

--- a/NAS-PINNS3/reports/professor_brief/NAS_PINNS3_professor_brief.docx
+++ b/NAS-PINNS3/reports/professor_brief/NAS_PINNS3_professor_brief.docx
@@ -2091,7 +2091,7 @@
       <w:r>
         <w:drawing>
           <wp:inline xmlns:a="http://schemas.openxmlformats.org/drawingml/2006/main" xmlns:pic="http://schemas.openxmlformats.org/drawingml/2006/picture">
-            <wp:extent cx="5669280" cy="3363583"/>
+            <wp:extent cx="5852160" cy="4047030"/>
             <wp:docPr id="2" name="Picture 2"/>
             <wp:cNvGraphicFramePr>
               <a:graphicFrameLocks noChangeAspect="1"/>
@@ -2100,7 +2100,7 @@
               <a:graphicData uri="http://schemas.openxmlformats.org/drawingml/2006/picture">
                 <pic:pic>
                   <pic:nvPicPr>
-                    <pic:cNvPr id="0" name="fig5_skip_timeline.png"/>
+                    <pic:cNvPr id="0" name="fig_timeline_clean.png"/>
                     <pic:cNvPicPr/>
                   </pic:nvPicPr>
                   <pic:blipFill>
@@ -2112,7 +2112,7 @@
                   <pic:spPr>
                     <a:xfrm>
                       <a:off x="0" y="0"/>
-                      <a:ext cx="5669280" cy="3363583"/>
+                      <a:ext cx="5852160" cy="4047030"/>
                     </a:xfrm>
                     <a:prstGeom prst="rect"/>
                   </pic:spPr>
@@ -2143,7 +2143,7 @@
           <w:color w:val="555555"/>
           <w:sz w:val="18"/>
         </w:rPr>
-        <w:t>Skip Operator Timeline: MAE per time window (Rectangular domain, Bayesian NAS). Each line = one skip value. At skip=1 error is low and uniform. At skip=2/4 it grows moderately. At skip=6 it rises sharply in later windows.</w:t>
+        <w:t>Skip Operator Timeline: MAE per time window for all four 3D domains. Each line = one skip value (s=1,2,4,6); best NAS optimizer selected per configuration. Dashed line marks the 10 °C threshold. At skip=1 error decreases steadily. Higher skip values trade accuracy for FEM computation savings (up to 81% at skip=6).</w:t>
       </w:r>
     </w:p>
     <w:p>
